--- a/data/revised_2026-10_full/tracked/v2/Essential_Mathematics/SS2.1_Similarity_and_Enlargement/Essential_Mathematics_Similarity_and_Enlargement_FinalExplanation_TeacherKey_TRACKED.docx
+++ b/data/revised_2026-10_full/tracked/v2/Essential_Mathematics/SS2.1_Similarity_and_Enlargement/Essential_Mathematics_Similarity_and_Enlargement_FinalExplanation_TeacherKey_TRACKED.docx
@@ -232,7 +232,7 @@
               </w:rPr>
               <w:t xml:space="preserve">This is your Final Explanation of the sufuria puzzle from Mama Achieng's stall at Kibuye Market in Kisumu. Use what you measured, drew and calculated in Lessons 1 to 8</w:t>
             </w:r>
-            <w:ins w:id="9001" w:author="Claude (AI) - proposed" w:date="2026-10-15T20:14:49Z">
+            <w:ins w:id="9001" w:author="Claude (AI) - proposed" w:date="2026-10-18T00:28:33Z">
               <w:r>
                 <w:rPr>
                   <w:rFonts w:ascii="Arial" w:cs="Arial" w:eastAsia="Arial" w:hAnsi="Arial"/>
@@ -530,7 +530,7 @@
               </w:rPr>
               <w:t xml:space="preserve">(d) k = 24/12 = 32/16 = 2.</w:t>
             </w:r>
-            <w:del w:id="9002" w:author="Claude (AI) - proposed" w:date="2026-10-15T20:14:49Z">
+            <w:del w:id="9002" w:author="Claude (AI) - proposed" w:date="2026-10-18T00:28:33Z">
               <w:r>
                 <w:rPr>
                   <w:rFonts w:ascii="Arial" w:cs="Arial" w:eastAsia="Arial" w:hAnsi="Arial"/>
@@ -855,7 +855,7 @@
               </w:rPr>
               <w:t xml:space="preserve">(e) Going from S to L, every length (height 12 to 24 cm, diameter 16 to 32 cm) is multiplied by 2, so L is an enlargement of S with k = 2, just like the triangle.</w:t>
             </w:r>
-            <w:del w:id="9003" w:author="Claude (AI) - proposed" w:date="2026-10-15T20:14:49Z">
+            <w:del w:id="9003" w:author="Claude (AI) - proposed" w:date="2026-10-18T00:28:33Z">
               <w:r>
                 <w:rPr>
                   <w:rFonts w:ascii="Arial" w:cs="Arial" w:eastAsia="Arial" w:hAnsi="Arial"/>
@@ -1140,7 +1140,7 @@
               </w:rPr>
               <w:t xml:space="preserve">(d) S: 803.84/40 is about KSh 20. L: 3215.36/40 is about KSh 80. L costs 4 times as much to paint, which is more than double.</w:t>
             </w:r>
-            <w:del w:id="9004" w:author="Claude (AI) - proposed" w:date="2026-10-15T20:14:49Z">
+            <w:del w:id="9004" w:author="Claude (AI) - proposed" w:date="2026-10-18T00:28:33Z">
               <w:r>
                 <w:rPr>
                   <w:rFonts w:ascii="Arial" w:cs="Arial" w:eastAsia="Arial" w:hAnsi="Arial"/>
@@ -1405,7 +1405,7 @@
               </w:rPr>
               <w:t xml:space="preserve">(d) S: 60/6 = KSh 10 per serving. L: 120/48 = KSh 2.50 per serving. Customers who buy L get the better deal because the price follows only k = 2 (60 x 2 = 120) while the capacity follows k^3 = 8.</w:t>
             </w:r>
-            <w:del w:id="9005" w:author="Claude (AI) - proposed" w:date="2026-10-15T20:14:49Z">
+            <w:del w:id="9005" w:author="Claude (AI) - proposed" w:date="2026-10-18T00:28:33Z">
               <w:r>
                 <w:rPr>
                   <w:rFonts w:ascii="Arial" w:cs="Arial" w:eastAsia="Arial" w:hAnsi="Arial"/>
@@ -1710,7 +1710,7 @@
               </w:rPr>
               <w:t xml:space="preserve">(e) The area factor is 3^2 = 9. The photo area is 10 x 15 = 150 cm2, so the poster area is 150 x 9 = 1350 cm2 (30 cm by 45 cm). If the area is 9 times bigger, k^2 = 9, so k = 3.</w:t>
             </w:r>
-            <w:del w:id="9006" w:author="Claude (AI) - proposed" w:date="2026-10-15T20:14:49Z">
+            <w:del w:id="9006" w:author="Claude (AI) - proposed" w:date="2026-10-18T00:28:33Z">
               <w:r>
                 <w:rPr>
                   <w:rFonts w:ascii="Arial" w:cs="Arial" w:eastAsia="Arial" w:hAnsi="Arial"/>
@@ -1978,7 +1978,7 @@
               <w:spacing w:after="40" w:before="0"/>
               <w:jc w:val="left"/>
             </w:pPr>
-            <w:ins w:id="9007" w:author="Claude (AI) - proposed" w:date="2026-10-15T20:14:49Z">
+            <w:ins w:id="9007" w:author="Claude (AI) - proposed" w:date="2026-10-18T00:28:33Z">
               <w:r>
                 <w:rPr>
                   <w:rFonts w:ascii="Arial" w:cs="Arial" w:eastAsia="Arial" w:hAnsi="Arial"/>
@@ -2026,7 +2026,7 @@
               <w:spacing w:after="40" w:before="0"/>
               <w:jc w:val="left"/>
             </w:pPr>
-            <w:ins w:id="9008" w:author="Claude (AI) - proposed" w:date="2026-10-15T20:14:49Z">
+            <w:ins w:id="9008" w:author="Claude (AI) - proposed" w:date="2026-10-18T00:28:33Z">
               <w:r>
                 <w:rPr>
                   <w:rFonts w:ascii="Arial" w:cs="Arial" w:eastAsia="Arial" w:hAnsi="Arial"/>
@@ -2074,7 +2074,7 @@
               <w:spacing w:after="40" w:before="0"/>
               <w:jc w:val="left"/>
             </w:pPr>
-            <w:ins w:id="9009" w:author="Claude (AI) - proposed" w:date="2026-10-15T20:14:49Z">
+            <w:ins w:id="9009" w:author="Claude (AI) - proposed" w:date="2026-10-18T00:28:33Z">
               <w:r>
                 <w:rPr>
                   <w:rFonts w:ascii="Arial" w:cs="Arial" w:eastAsia="Arial" w:hAnsi="Arial"/>
@@ -2157,7 +2157,7 @@
               <w:spacing w:after="40" w:before="0"/>
               <w:jc w:val="left"/>
             </w:pPr>
-            <w:ins w:id="9010" w:author="Claude (AI) - proposed" w:date="2026-10-15T20:14:49Z">
+            <w:ins w:id="9010" w:author="Claude (AI) - proposed" w:date="2026-10-18T00:28:33Z">
               <w:r>
                 <w:rPr>
                   <w:rFonts w:ascii="Arial" w:cs="Arial" w:eastAsia="Arial" w:hAnsi="Arial"/>
@@ -2205,7 +2205,7 @@
               <w:spacing w:after="40" w:before="0"/>
               <w:jc w:val="left"/>
             </w:pPr>
-            <w:ins w:id="9011" w:author="Claude (AI) - proposed" w:date="2026-10-15T20:14:49Z">
+            <w:ins w:id="9011" w:author="Claude (AI) - proposed" w:date="2026-10-18T00:28:33Z">
               <w:r>
                 <w:rPr>
                   <w:rFonts w:ascii="Arial" w:cs="Arial" w:eastAsia="Arial" w:hAnsi="Arial"/>
@@ -2253,7 +2253,7 @@
               <w:spacing w:after="40" w:before="0"/>
               <w:jc w:val="left"/>
             </w:pPr>
-            <w:ins w:id="9012" w:author="Claude (AI) - proposed" w:date="2026-10-15T20:14:49Z">
+            <w:ins w:id="9012" w:author="Claude (AI) - proposed" w:date="2026-10-18T00:28:33Z">
               <w:r>
                 <w:rPr>
                   <w:rFonts w:ascii="Arial" w:cs="Arial" w:eastAsia="Arial" w:hAnsi="Arial"/>
@@ -2336,7 +2336,7 @@
               <w:spacing w:after="40" w:before="0"/>
               <w:jc w:val="left"/>
             </w:pPr>
-            <w:ins w:id="9013" w:author="Claude (AI) - proposed" w:date="2026-10-15T20:14:49Z">
+            <w:ins w:id="9013" w:author="Claude (AI) - proposed" w:date="2026-10-18T00:28:33Z">
               <w:r>
                 <w:rPr>
                   <w:rFonts w:ascii="Arial" w:cs="Arial" w:eastAsia="Arial" w:hAnsi="Arial"/>
@@ -2384,7 +2384,7 @@
               <w:spacing w:after="40" w:before="0"/>
               <w:jc w:val="left"/>
             </w:pPr>
-            <w:ins w:id="9014" w:author="Claude (AI) - proposed" w:date="2026-10-15T20:14:49Z">
+            <w:ins w:id="9014" w:author="Claude (AI) - proposed" w:date="2026-10-18T00:28:33Z">
               <w:r>
                 <w:rPr>
                   <w:rFonts w:ascii="Arial" w:cs="Arial" w:eastAsia="Arial" w:hAnsi="Arial"/>
@@ -2432,7 +2432,7 @@
               <w:spacing w:after="40" w:before="0"/>
               <w:jc w:val="left"/>
             </w:pPr>
-            <w:ins w:id="9015" w:author="Claude (AI) - proposed" w:date="2026-10-15T20:14:49Z">
+            <w:ins w:id="9015" w:author="Claude (AI) - proposed" w:date="2026-10-18T00:28:33Z">
               <w:r>
                 <w:rPr>
                   <w:rFonts w:ascii="Arial" w:cs="Arial" w:eastAsia="Arial" w:hAnsi="Arial"/>
@@ -2515,7 +2515,7 @@
               <w:spacing w:after="40" w:before="0"/>
               <w:jc w:val="left"/>
             </w:pPr>
-            <w:ins w:id="9016" w:author="Claude (AI) - proposed" w:date="2026-10-15T20:14:49Z">
+            <w:ins w:id="9016" w:author="Claude (AI) - proposed" w:date="2026-10-18T00:28:33Z">
               <w:r>
                 <w:rPr>
                   <w:rFonts w:ascii="Arial" w:cs="Arial" w:eastAsia="Arial" w:hAnsi="Arial"/>
@@ -2563,7 +2563,7 @@
               <w:spacing w:after="40" w:before="0"/>
               <w:jc w:val="left"/>
             </w:pPr>
-            <w:ins w:id="9017" w:author="Claude (AI) - proposed" w:date="2026-10-15T20:14:49Z">
+            <w:ins w:id="9017" w:author="Claude (AI) - proposed" w:date="2026-10-18T00:28:33Z">
               <w:r>
                 <w:rPr>
                   <w:rFonts w:ascii="Arial" w:cs="Arial" w:eastAsia="Arial" w:hAnsi="Arial"/>
@@ -2611,7 +2611,7 @@
               <w:spacing w:after="40" w:before="0"/>
               <w:jc w:val="left"/>
             </w:pPr>
-            <w:ins w:id="9018" w:author="Claude (AI) - proposed" w:date="2026-10-15T20:14:49Z">
+            <w:ins w:id="9018" w:author="Claude (AI) - proposed" w:date="2026-10-18T00:28:33Z">
               <w:r>
                 <w:rPr>
                   <w:rFonts w:ascii="Arial" w:cs="Arial" w:eastAsia="Arial" w:hAnsi="Arial"/>
@@ -2694,7 +2694,7 @@
               <w:spacing w:after="40" w:before="0"/>
               <w:jc w:val="left"/>
             </w:pPr>
-            <w:ins w:id="9019" w:author="Claude (AI) - proposed" w:date="2026-10-15T20:14:49Z">
+            <w:ins w:id="9019" w:author="Claude (AI) - proposed" w:date="2026-10-18T00:28:33Z">
               <w:r>
                 <w:rPr>
                   <w:rFonts w:ascii="Arial" w:cs="Arial" w:eastAsia="Arial" w:hAnsi="Arial"/>
@@ -2742,7 +2742,7 @@
               <w:spacing w:after="40" w:before="0"/>
               <w:jc w:val="left"/>
             </w:pPr>
-            <w:ins w:id="9020" w:author="Claude (AI) - proposed" w:date="2026-10-15T20:14:49Z">
+            <w:ins w:id="9020" w:author="Claude (AI) - proposed" w:date="2026-10-18T00:28:33Z">
               <w:r>
                 <w:rPr>
                   <w:rFonts w:ascii="Arial" w:cs="Arial" w:eastAsia="Arial" w:hAnsi="Arial"/>
@@ -2790,7 +2790,7 @@
               <w:spacing w:after="40" w:before="0"/>
               <w:jc w:val="left"/>
             </w:pPr>
-            <w:ins w:id="9021" w:author="Claude (AI) - proposed" w:date="2026-10-15T20:14:49Z">
+            <w:ins w:id="9021" w:author="Claude (AI) - proposed" w:date="2026-10-18T00:28:33Z">
               <w:r>
                 <w:rPr>
                   <w:rFonts w:ascii="Arial" w:cs="Arial" w:eastAsia="Arial" w:hAnsi="Arial"/>
@@ -2940,7 +2940,7 @@
         </w:rPr>
         <w:t xml:space="preserve">© 2026 SeaVuria and ARES. This work is licensed under a </w:t>
       </w:r>
-      <w:hyperlink w:history="1" r:id="rIduaoabpfupqqv9vj0-bppj">
+      <w:hyperlink w:history="1" r:id="rIdjqttmidtsimotoyfum9ac">
         <w:r>
           <w:rPr>
             <w:rFonts w:ascii="Arial" w:cs="Arial" w:eastAsia="Arial" w:hAnsi="Arial"/>
@@ -2960,7 +2960,7 @@
         </w:rPr>
         <w:t xml:space="preserve"> (</w:t>
       </w:r>
-      <w:hyperlink w:history="1" r:id="rIdpn3ocyild1ltgltwhmsjv">
+      <w:hyperlink w:history="1" r:id="rIdt6jqoa7g-qkqsw44fwcig">
         <w:r>
           <w:rPr>
             <w:rFonts w:ascii="Arial" w:cs="Arial" w:eastAsia="Arial" w:hAnsi="Arial"/>
@@ -2980,7 +2980,7 @@
         </w:rPr>
         <w:t xml:space="preserve">). To view a copy of this license, visit </w:t>
       </w:r>
-      <w:hyperlink w:history="1" r:id="rIdfauljkobigdtdujpfw99w">
+      <w:hyperlink w:history="1" r:id="rIdpjagnoseqk1sfc3ag52uk">
         <w:r>
           <w:rPr>
             <w:rFonts w:ascii="Arial" w:cs="Arial" w:eastAsia="Arial" w:hAnsi="Arial"/>
